--- a/tillsyn/A 47850-2025 tillsynsbegäran.docx
+++ b/tillsyn/A 47850-2025 tillsynsbegäran.docx
@@ -242,7 +242,7 @@
     <w:r>
       <w:tab/>
       <w:tab/>
-      <w:t>2025-10-03</w:t>
+      <w:t>2025-10-04</w:t>
       <w:br/>
       <w:br/>
     </w:r>

--- a/tillsyn/A 47850-2025 tillsynsbegäran.docx
+++ b/tillsyn/A 47850-2025 tillsynsbegäran.docx
@@ -242,7 +242,7 @@
     <w:r>
       <w:tab/>
       <w:tab/>
-      <w:t>2025-10-04</w:t>
+      <w:t>2025-10-05</w:t>
       <w:br/>
       <w:br/>
     </w:r>

--- a/tillsyn/A 47850-2025 tillsynsbegäran.docx
+++ b/tillsyn/A 47850-2025 tillsynsbegäran.docx
@@ -242,7 +242,7 @@
     <w:r>
       <w:tab/>
       <w:tab/>
-      <w:t>2025-10-05</w:t>
+      <w:t>2025-10-06</w:t>
       <w:br/>
       <w:br/>
     </w:r>

--- a/tillsyn/A 47850-2025 tillsynsbegäran.docx
+++ b/tillsyn/A 47850-2025 tillsynsbegäran.docx
@@ -242,7 +242,7 @@
     <w:r>
       <w:tab/>
       <w:tab/>
-      <w:t>2025-10-06</w:t>
+      <w:t>2025-10-07</w:t>
       <w:br/>
       <w:br/>
     </w:r>

--- a/tillsyn/A 47850-2025 tillsynsbegäran.docx
+++ b/tillsyn/A 47850-2025 tillsynsbegäran.docx
@@ -242,7 +242,7 @@
     <w:r>
       <w:tab/>
       <w:tab/>
-      <w:t>2025-10-07</w:t>
+      <w:t>2025-10-08</w:t>
       <w:br/>
       <w:br/>
     </w:r>

--- a/tillsyn/A 47850-2025 tillsynsbegäran.docx
+++ b/tillsyn/A 47850-2025 tillsynsbegäran.docx
@@ -242,7 +242,7 @@
     <w:r>
       <w:tab/>
       <w:tab/>
-      <w:t>2025-10-08</w:t>
+      <w:t>2025-10-09</w:t>
       <w:br/>
       <w:br/>
     </w:r>

--- a/tillsyn/A 47850-2025 tillsynsbegäran.docx
+++ b/tillsyn/A 47850-2025 tillsynsbegäran.docx
@@ -242,7 +242,7 @@
     <w:r>
       <w:tab/>
       <w:tab/>
-      <w:t>2025-10-09</w:t>
+      <w:t>2025-10-10</w:t>
       <w:br/>
       <w:br/>
     </w:r>

--- a/tillsyn/A 47850-2025 tillsynsbegäran.docx
+++ b/tillsyn/A 47850-2025 tillsynsbegäran.docx
@@ -242,7 +242,7 @@
     <w:r>
       <w:tab/>
       <w:tab/>
-      <w:t>2025-10-10</w:t>
+      <w:t>2025-10-11</w:t>
       <w:br/>
       <w:br/>
     </w:r>

--- a/tillsyn/A 47850-2025 tillsynsbegäran.docx
+++ b/tillsyn/A 47850-2025 tillsynsbegäran.docx
@@ -242,7 +242,7 @@
     <w:r>
       <w:tab/>
       <w:tab/>
-      <w:t>2025-10-16</w:t>
+      <w:t>2025-10-17</w:t>
       <w:br/>
       <w:br/>
     </w:r>

--- a/tillsyn/A 47850-2025 tillsynsbegäran.docx
+++ b/tillsyn/A 47850-2025 tillsynsbegäran.docx
@@ -242,7 +242,7 @@
     <w:r>
       <w:tab/>
       <w:tab/>
-      <w:t>2025-10-17</w:t>
+      <w:t>2025-10-18</w:t>
       <w:br/>
       <w:br/>
     </w:r>

--- a/tillsyn/A 47850-2025 tillsynsbegäran.docx
+++ b/tillsyn/A 47850-2025 tillsynsbegäran.docx
@@ -242,7 +242,7 @@
     <w:r>
       <w:tab/>
       <w:tab/>
-      <w:t>2025-10-18</w:t>
+      <w:t>2025-10-19</w:t>
       <w:br/>
       <w:br/>
     </w:r>

--- a/tillsyn/A 47850-2025 tillsynsbegäran.docx
+++ b/tillsyn/A 47850-2025 tillsynsbegäran.docx
@@ -242,7 +242,7 @@
     <w:r>
       <w:tab/>
       <w:tab/>
-      <w:t>2025-10-19</w:t>
+      <w:t>2025-10-20</w:t>
       <w:br/>
       <w:br/>
     </w:r>

--- a/tillsyn/A 47850-2025 tillsynsbegäran.docx
+++ b/tillsyn/A 47850-2025 tillsynsbegäran.docx
@@ -242,7 +242,7 @@
     <w:r>
       <w:tab/>
       <w:tab/>
-      <w:t>2025-10-20</w:t>
+      <w:t>2025-10-21</w:t>
       <w:br/>
       <w:br/>
     </w:r>

--- a/tillsyn/A 47850-2025 tillsynsbegäran.docx
+++ b/tillsyn/A 47850-2025 tillsynsbegäran.docx
@@ -242,7 +242,7 @@
     <w:r>
       <w:tab/>
       <w:tab/>
-      <w:t>2025-10-21</w:t>
+      <w:t>2025-10-22</w:t>
       <w:br/>
       <w:br/>
     </w:r>

--- a/tillsyn/A 47850-2025 tillsynsbegäran.docx
+++ b/tillsyn/A 47850-2025 tillsynsbegäran.docx
@@ -242,7 +242,7 @@
     <w:r>
       <w:tab/>
       <w:tab/>
-      <w:t>2025-10-22</w:t>
+      <w:t>2025-10-23</w:t>
       <w:br/>
       <w:br/>
     </w:r>

--- a/tillsyn/A 47850-2025 tillsynsbegäran.docx
+++ b/tillsyn/A 47850-2025 tillsynsbegäran.docx
@@ -242,7 +242,7 @@
     <w:r>
       <w:tab/>
       <w:tab/>
-      <w:t>2025-10-23</w:t>
+      <w:t>2025-10-24</w:t>
       <w:br/>
       <w:br/>
     </w:r>

--- a/tillsyn/A 47850-2025 tillsynsbegäran.docx
+++ b/tillsyn/A 47850-2025 tillsynsbegäran.docx
@@ -242,7 +242,7 @@
     <w:r>
       <w:tab/>
       <w:tab/>
-      <w:t>2025-10-24</w:t>
+      <w:t>2025-10-25</w:t>
       <w:br/>
       <w:br/>
     </w:r>

--- a/tillsyn/A 47850-2025 tillsynsbegäran.docx
+++ b/tillsyn/A 47850-2025 tillsynsbegäran.docx
@@ -242,7 +242,7 @@
     <w:r>
       <w:tab/>
       <w:tab/>
-      <w:t>2025-10-25</w:t>
+      <w:t>2025-10-26</w:t>
       <w:br/>
       <w:br/>
     </w:r>

--- a/tillsyn/A 47850-2025 tillsynsbegäran.docx
+++ b/tillsyn/A 47850-2025 tillsynsbegäran.docx
@@ -242,7 +242,7 @@
     <w:r>
       <w:tab/>
       <w:tab/>
-      <w:t>2025-10-26</w:t>
+      <w:t>2025-10-27</w:t>
       <w:br/>
       <w:br/>
     </w:r>

--- a/tillsyn/A 47850-2025 tillsynsbegäran.docx
+++ b/tillsyn/A 47850-2025 tillsynsbegäran.docx
@@ -242,7 +242,7 @@
     <w:r>
       <w:tab/>
       <w:tab/>
-      <w:t>2025-10-27</w:t>
+      <w:t>2025-10-28</w:t>
       <w:br/>
       <w:br/>
     </w:r>

--- a/tillsyn/A 47850-2025 tillsynsbegäran.docx
+++ b/tillsyn/A 47850-2025 tillsynsbegäran.docx
@@ -242,7 +242,7 @@
     <w:r>
       <w:tab/>
       <w:tab/>
-      <w:t>2025-10-28</w:t>
+      <w:t>2025-10-29</w:t>
       <w:br/>
       <w:br/>
     </w:r>

--- a/tillsyn/A 47850-2025 tillsynsbegäran.docx
+++ b/tillsyn/A 47850-2025 tillsynsbegäran.docx
@@ -242,7 +242,7 @@
     <w:r>
       <w:tab/>
       <w:tab/>
-      <w:t>2025-10-29</w:t>
+      <w:t>2025-10-30</w:t>
       <w:br/>
       <w:br/>
     </w:r>

--- a/tillsyn/A 47850-2025 tillsynsbegäran.docx
+++ b/tillsyn/A 47850-2025 tillsynsbegäran.docx
@@ -242,7 +242,7 @@
     <w:r>
       <w:tab/>
       <w:tab/>
-      <w:t>2025-10-30</w:t>
+      <w:t>2025-10-31</w:t>
       <w:br/>
       <w:br/>
     </w:r>

--- a/tillsyn/A 47850-2025 tillsynsbegäran.docx
+++ b/tillsyn/A 47850-2025 tillsynsbegäran.docx
@@ -242,7 +242,7 @@
     <w:r>
       <w:tab/>
       <w:tab/>
-      <w:t>2025-10-31</w:t>
+      <w:t>2025-11-01</w:t>
       <w:br/>
       <w:br/>
     </w:r>

--- a/tillsyn/A 47850-2025 tillsynsbegäran.docx
+++ b/tillsyn/A 47850-2025 tillsynsbegäran.docx
@@ -242,7 +242,7 @@
     <w:r>
       <w:tab/>
       <w:tab/>
-      <w:t>2025-11-01</w:t>
+      <w:t>2025-11-02</w:t>
       <w:br/>
       <w:br/>
     </w:r>

--- a/tillsyn/A 47850-2025 tillsynsbegäran.docx
+++ b/tillsyn/A 47850-2025 tillsynsbegäran.docx
@@ -242,7 +242,7 @@
     <w:r>
       <w:tab/>
       <w:tab/>
-      <w:t>2025-11-02</w:t>
+      <w:t>2025-11-03</w:t>
       <w:br/>
       <w:br/>
     </w:r>

--- a/tillsyn/A 47850-2025 tillsynsbegäran.docx
+++ b/tillsyn/A 47850-2025 tillsynsbegäran.docx
@@ -242,7 +242,7 @@
     <w:r>
       <w:tab/>
       <w:tab/>
-      <w:t>2025-11-03</w:t>
+      <w:t>2025-11-04</w:t>
       <w:br/>
       <w:br/>
     </w:r>

--- a/tillsyn/A 47850-2025 tillsynsbegäran.docx
+++ b/tillsyn/A 47850-2025 tillsynsbegäran.docx
@@ -242,7 +242,7 @@
     <w:r>
       <w:tab/>
       <w:tab/>
-      <w:t>2025-11-04</w:t>
+      <w:t>2025-11-05</w:t>
       <w:br/>
       <w:br/>
     </w:r>

--- a/tillsyn/A 47850-2025 tillsynsbegäran.docx
+++ b/tillsyn/A 47850-2025 tillsynsbegäran.docx
@@ -242,7 +242,7 @@
     <w:r>
       <w:tab/>
       <w:tab/>
-      <w:t>2025-11-05</w:t>
+      <w:t>2025-11-06</w:t>
       <w:br/>
       <w:br/>
     </w:r>

--- a/tillsyn/A 47850-2025 tillsynsbegäran.docx
+++ b/tillsyn/A 47850-2025 tillsynsbegäran.docx
@@ -242,7 +242,7 @@
     <w:r>
       <w:tab/>
       <w:tab/>
-      <w:t>2025-11-06</w:t>
+      <w:t>2025-11-07</w:t>
       <w:br/>
       <w:br/>
     </w:r>

--- a/tillsyn/A 47850-2025 tillsynsbegäran.docx
+++ b/tillsyn/A 47850-2025 tillsynsbegäran.docx
@@ -242,7 +242,7 @@
     <w:r>
       <w:tab/>
       <w:tab/>
-      <w:t>2025-11-07</w:t>
+      <w:t>2025-11-08</w:t>
       <w:br/>
       <w:br/>
     </w:r>

--- a/tillsyn/A 47850-2025 tillsynsbegäran.docx
+++ b/tillsyn/A 47850-2025 tillsynsbegäran.docx
@@ -242,7 +242,7 @@
     <w:r>
       <w:tab/>
       <w:tab/>
-      <w:t>2025-11-08</w:t>
+      <w:t>2025-11-09</w:t>
       <w:br/>
       <w:br/>
     </w:r>

--- a/tillsyn/A 47850-2025 tillsynsbegäran.docx
+++ b/tillsyn/A 47850-2025 tillsynsbegäran.docx
@@ -242,7 +242,7 @@
     <w:r>
       <w:tab/>
       <w:tab/>
-      <w:t>2025-11-09</w:t>
+      <w:t>2025-11-10</w:t>
       <w:br/>
       <w:br/>
     </w:r>

--- a/tillsyn/A 47850-2025 tillsynsbegäran.docx
+++ b/tillsyn/A 47850-2025 tillsynsbegäran.docx
@@ -242,7 +242,7 @@
     <w:r>
       <w:tab/>
       <w:tab/>
-      <w:t>2025-11-10</w:t>
+      <w:t>2025-11-11</w:t>
       <w:br/>
       <w:br/>
     </w:r>

--- a/tillsyn/A 47850-2025 tillsynsbegäran.docx
+++ b/tillsyn/A 47850-2025 tillsynsbegäran.docx
@@ -242,7 +242,7 @@
     <w:r>
       <w:tab/>
       <w:tab/>
-      <w:t>2025-11-11</w:t>
+      <w:t>2025-11-12</w:t>
       <w:br/>
       <w:br/>
     </w:r>

--- a/tillsyn/A 47850-2025 tillsynsbegäran.docx
+++ b/tillsyn/A 47850-2025 tillsynsbegäran.docx
@@ -242,7 +242,7 @@
     <w:r>
       <w:tab/>
       <w:tab/>
-      <w:t>2025-11-12</w:t>
+      <w:t>2025-11-13</w:t>
       <w:br/>
       <w:br/>
     </w:r>

--- a/tillsyn/A 47850-2025 tillsynsbegäran.docx
+++ b/tillsyn/A 47850-2025 tillsynsbegäran.docx
@@ -242,7 +242,7 @@
     <w:r>
       <w:tab/>
       <w:tab/>
-      <w:t>2025-11-13</w:t>
+      <w:t>2025-11-14</w:t>
       <w:br/>
       <w:br/>
     </w:r>

--- a/tillsyn/A 47850-2025 tillsynsbegäran.docx
+++ b/tillsyn/A 47850-2025 tillsynsbegäran.docx
@@ -242,7 +242,7 @@
     <w:r>
       <w:tab/>
       <w:tab/>
-      <w:t>2025-11-14</w:t>
+      <w:t>2025-11-15</w:t>
       <w:br/>
       <w:br/>
     </w:r>

--- a/tillsyn/A 47850-2025 tillsynsbegäran.docx
+++ b/tillsyn/A 47850-2025 tillsynsbegäran.docx
@@ -242,7 +242,7 @@
     <w:r>
       <w:tab/>
       <w:tab/>
-      <w:t>2025-11-15</w:t>
+      <w:t>2025-11-20</w:t>
       <w:br/>
       <w:br/>
     </w:r>

--- a/tillsyn/A 47850-2025 tillsynsbegäran.docx
+++ b/tillsyn/A 47850-2025 tillsynsbegäran.docx
@@ -242,7 +242,7 @@
     <w:r>
       <w:tab/>
       <w:tab/>
-      <w:t>2025-11-20</w:t>
+      <w:t>2025-11-21</w:t>
       <w:br/>
       <w:br/>
     </w:r>

--- a/tillsyn/A 47850-2025 tillsynsbegäran.docx
+++ b/tillsyn/A 47850-2025 tillsynsbegäran.docx
@@ -242,7 +242,7 @@
     <w:r>
       <w:tab/>
       <w:tab/>
-      <w:t>2025-11-21</w:t>
+      <w:t>2025-11-22</w:t>
       <w:br/>
       <w:br/>
     </w:r>

--- a/tillsyn/A 47850-2025 tillsynsbegäran.docx
+++ b/tillsyn/A 47850-2025 tillsynsbegäran.docx
@@ -242,7 +242,7 @@
     <w:r>
       <w:tab/>
       <w:tab/>
-      <w:t>2025-11-22</w:t>
+      <w:t>2025-11-23</w:t>
       <w:br/>
       <w:br/>
     </w:r>

--- a/tillsyn/A 47850-2025 tillsynsbegäran.docx
+++ b/tillsyn/A 47850-2025 tillsynsbegäran.docx
@@ -242,7 +242,7 @@
     <w:r>
       <w:tab/>
       <w:tab/>
-      <w:t>2025-11-23</w:t>
+      <w:t>2025-11-24</w:t>
       <w:br/>
       <w:br/>
     </w:r>

--- a/tillsyn/A 47850-2025 tillsynsbegäran.docx
+++ b/tillsyn/A 47850-2025 tillsynsbegäran.docx
@@ -242,7 +242,7 @@
     <w:r>
       <w:tab/>
       <w:tab/>
-      <w:t>2025-11-24</w:t>
+      <w:t>2025-11-25</w:t>
       <w:br/>
       <w:br/>
     </w:r>

--- a/tillsyn/A 47850-2025 tillsynsbegäran.docx
+++ b/tillsyn/A 47850-2025 tillsynsbegäran.docx
@@ -242,7 +242,7 @@
     <w:r>
       <w:tab/>
       <w:tab/>
-      <w:t>2025-11-25</w:t>
+      <w:t>2025-11-26</w:t>
       <w:br/>
       <w:br/>
     </w:r>

--- a/tillsyn/A 47850-2025 tillsynsbegäran.docx
+++ b/tillsyn/A 47850-2025 tillsynsbegäran.docx
@@ -242,7 +242,7 @@
     <w:r>
       <w:tab/>
       <w:tab/>
-      <w:t>2025-11-26</w:t>
+      <w:t>2025-11-27</w:t>
       <w:br/>
       <w:br/>
     </w:r>

--- a/tillsyn/A 47850-2025 tillsynsbegäran.docx
+++ b/tillsyn/A 47850-2025 tillsynsbegäran.docx
@@ -242,7 +242,7 @@
     <w:r>
       <w:tab/>
       <w:tab/>
-      <w:t>2025-11-27</w:t>
+      <w:t>2025-11-28</w:t>
       <w:br/>
       <w:br/>
     </w:r>

--- a/tillsyn/A 47850-2025 tillsynsbegäran.docx
+++ b/tillsyn/A 47850-2025 tillsynsbegäran.docx
@@ -242,7 +242,7 @@
     <w:r>
       <w:tab/>
       <w:tab/>
-      <w:t>2025-11-28</w:t>
+      <w:t>2025-11-29</w:t>
       <w:br/>
       <w:br/>
     </w:r>

--- a/tillsyn/A 47850-2025 tillsynsbegäran.docx
+++ b/tillsyn/A 47850-2025 tillsynsbegäran.docx
@@ -242,7 +242,7 @@
     <w:r>
       <w:tab/>
       <w:tab/>
-      <w:t>2025-11-29</w:t>
+      <w:t>2025-11-30</w:t>
       <w:br/>
       <w:br/>
     </w:r>

--- a/tillsyn/A 47850-2025 tillsynsbegäran.docx
+++ b/tillsyn/A 47850-2025 tillsynsbegäran.docx
@@ -242,7 +242,7 @@
     <w:r>
       <w:tab/>
       <w:tab/>
-      <w:t>2025-11-30</w:t>
+      <w:t>2025-12-01</w:t>
       <w:br/>
       <w:br/>
     </w:r>

--- a/tillsyn/A 47850-2025 tillsynsbegäran.docx
+++ b/tillsyn/A 47850-2025 tillsynsbegäran.docx
@@ -242,7 +242,7 @@
     <w:r>
       <w:tab/>
       <w:tab/>
-      <w:t>2025-12-01</w:t>
+      <w:t>2025-12-02</w:t>
       <w:br/>
       <w:br/>
     </w:r>

--- a/tillsyn/A 47850-2025 tillsynsbegäran.docx
+++ b/tillsyn/A 47850-2025 tillsynsbegäran.docx
@@ -242,7 +242,7 @@
     <w:r>
       <w:tab/>
       <w:tab/>
-      <w:t>2025-12-02</w:t>
+      <w:t>2025-12-03</w:t>
       <w:br/>
       <w:br/>
     </w:r>

--- a/tillsyn/A 47850-2025 tillsynsbegäran.docx
+++ b/tillsyn/A 47850-2025 tillsynsbegäran.docx
@@ -242,7 +242,7 @@
     <w:r>
       <w:tab/>
       <w:tab/>
-      <w:t>2025-12-03</w:t>
+      <w:t>2025-12-04</w:t>
       <w:br/>
       <w:br/>
     </w:r>

--- a/tillsyn/A 47850-2025 tillsynsbegäran.docx
+++ b/tillsyn/A 47850-2025 tillsynsbegäran.docx
@@ -242,7 +242,7 @@
     <w:r>
       <w:tab/>
       <w:tab/>
-      <w:t>2025-12-04</w:t>
+      <w:t>2025-12-05</w:t>
       <w:br/>
       <w:br/>
     </w:r>

--- a/tillsyn/A 47850-2025 tillsynsbegäran.docx
+++ b/tillsyn/A 47850-2025 tillsynsbegäran.docx
@@ -242,7 +242,7 @@
     <w:r>
       <w:tab/>
       <w:tab/>
-      <w:t>2025-12-05</w:t>
+      <w:t>2025-12-06</w:t>
       <w:br/>
       <w:br/>
     </w:r>

--- a/tillsyn/A 47850-2025 tillsynsbegäran.docx
+++ b/tillsyn/A 47850-2025 tillsynsbegäran.docx
@@ -242,7 +242,7 @@
     <w:r>
       <w:tab/>
       <w:tab/>
-      <w:t>2025-12-06</w:t>
+      <w:t>2025-12-07</w:t>
       <w:br/>
       <w:br/>
     </w:r>

--- a/tillsyn/A 47850-2025 tillsynsbegäran.docx
+++ b/tillsyn/A 47850-2025 tillsynsbegäran.docx
@@ -242,7 +242,7 @@
     <w:r>
       <w:tab/>
       <w:tab/>
-      <w:t>2025-12-07</w:t>
+      <w:t>2025-12-08</w:t>
       <w:br/>
       <w:br/>
     </w:r>

--- a/tillsyn/A 47850-2025 tillsynsbegäran.docx
+++ b/tillsyn/A 47850-2025 tillsynsbegäran.docx
@@ -242,7 +242,7 @@
     <w:r>
       <w:tab/>
       <w:tab/>
-      <w:t>2025-12-08</w:t>
+      <w:t>2025-12-09</w:t>
       <w:br/>
       <w:br/>
     </w:r>

--- a/tillsyn/A 47850-2025 tillsynsbegäran.docx
+++ b/tillsyn/A 47850-2025 tillsynsbegäran.docx
@@ -242,7 +242,7 @@
     <w:r>
       <w:tab/>
       <w:tab/>
-      <w:t>2025-12-09</w:t>
+      <w:t>2025-12-10</w:t>
       <w:br/>
       <w:br/>
     </w:r>

--- a/tillsyn/A 47850-2025 tillsynsbegäran.docx
+++ b/tillsyn/A 47850-2025 tillsynsbegäran.docx
@@ -242,7 +242,7 @@
     <w:r>
       <w:tab/>
       <w:tab/>
-      <w:t>2025-12-10</w:t>
+      <w:t>2025-12-11</w:t>
       <w:br/>
       <w:br/>
     </w:r>

--- a/tillsyn/A 47850-2025 tillsynsbegäran.docx
+++ b/tillsyn/A 47850-2025 tillsynsbegäran.docx
@@ -242,7 +242,7 @@
     <w:r>
       <w:tab/>
       <w:tab/>
-      <w:t>2025-12-11</w:t>
+      <w:t>2025-12-12</w:t>
       <w:br/>
       <w:br/>
     </w:r>

--- a/tillsyn/A 47850-2025 tillsynsbegäran.docx
+++ b/tillsyn/A 47850-2025 tillsynsbegäran.docx
@@ -242,7 +242,7 @@
     <w:r>
       <w:tab/>
       <w:tab/>
-      <w:t>2025-12-12</w:t>
+      <w:t>2025-12-13</w:t>
       <w:br/>
       <w:br/>
     </w:r>

--- a/tillsyn/A 47850-2025 tillsynsbegäran.docx
+++ b/tillsyn/A 47850-2025 tillsynsbegäran.docx
@@ -242,7 +242,7 @@
     <w:r>
       <w:tab/>
       <w:tab/>
-      <w:t>2025-12-19</w:t>
+      <w:t>2025-12-20</w:t>
       <w:br/>
       <w:br/>
     </w:r>

--- a/tillsyn/A 47850-2025 tillsynsbegäran.docx
+++ b/tillsyn/A 47850-2025 tillsynsbegäran.docx
@@ -242,7 +242,7 @@
     <w:r>
       <w:tab/>
       <w:tab/>
-      <w:t>2025-12-20</w:t>
+      <w:t>2025-12-21</w:t>
       <w:br/>
       <w:br/>
     </w:r>

--- a/tillsyn/A 47850-2025 tillsynsbegäran.docx
+++ b/tillsyn/A 47850-2025 tillsynsbegäran.docx
@@ -242,7 +242,7 @@
     <w:r>
       <w:tab/>
       <w:tab/>
-      <w:t>2025-12-21</w:t>
+      <w:t>2025-12-22</w:t>
       <w:br/>
       <w:br/>
     </w:r>

--- a/tillsyn/A 47850-2025 tillsynsbegäran.docx
+++ b/tillsyn/A 47850-2025 tillsynsbegäran.docx
@@ -242,7 +242,7 @@
     <w:r>
       <w:tab/>
       <w:tab/>
-      <w:t>2025-12-22</w:t>
+      <w:t>2025-12-26</w:t>
       <w:br/>
       <w:br/>
     </w:r>

--- a/tillsyn/A 47850-2025 tillsynsbegäran.docx
+++ b/tillsyn/A 47850-2025 tillsynsbegäran.docx
@@ -242,7 +242,7 @@
     <w:r>
       <w:tab/>
       <w:tab/>
-      <w:t>2025-12-26</w:t>
+      <w:t>2025-12-28</w:t>
       <w:br/>
       <w:br/>
     </w:r>

--- a/tillsyn/A 47850-2025 tillsynsbegäran.docx
+++ b/tillsyn/A 47850-2025 tillsynsbegäran.docx
@@ -242,7 +242,7 @@
     <w:r>
       <w:tab/>
       <w:tab/>
-      <w:t>2025-12-28</w:t>
+      <w:t>2025-12-29</w:t>
       <w:br/>
       <w:br/>
     </w:r>

--- a/tillsyn/A 47850-2025 tillsynsbegäran.docx
+++ b/tillsyn/A 47850-2025 tillsynsbegäran.docx
@@ -242,7 +242,7 @@
     <w:r>
       <w:tab/>
       <w:tab/>
-      <w:t>2025-12-29</w:t>
+      <w:t>2025-12-30</w:t>
       <w:br/>
       <w:br/>
     </w:r>

--- a/tillsyn/A 47850-2025 tillsynsbegäran.docx
+++ b/tillsyn/A 47850-2025 tillsynsbegäran.docx
@@ -242,7 +242,7 @@
     <w:r>
       <w:tab/>
       <w:tab/>
-      <w:t>2025-12-30</w:t>
+      <w:t>2025-12-31</w:t>
       <w:br/>
       <w:br/>
     </w:r>

--- a/tillsyn/A 47850-2025 tillsynsbegäran.docx
+++ b/tillsyn/A 47850-2025 tillsynsbegäran.docx
@@ -242,7 +242,7 @@
     <w:r>
       <w:tab/>
       <w:tab/>
-      <w:t>2025-12-31</w:t>
+      <w:t>2026-01-03</w:t>
       <w:br/>
       <w:br/>
     </w:r>

--- a/tillsyn/A 47850-2025 tillsynsbegäran.docx
+++ b/tillsyn/A 47850-2025 tillsynsbegäran.docx
@@ -242,7 +242,7 @@
     <w:r>
       <w:tab/>
       <w:tab/>
-      <w:t>2026-01-07</w:t>
+      <w:t>2026-01-08</w:t>
       <w:br/>
       <w:br/>
     </w:r>

--- a/tillsyn/A 47850-2025 tillsynsbegäran.docx
+++ b/tillsyn/A 47850-2025 tillsynsbegäran.docx
@@ -242,7 +242,7 @@
     <w:r>
       <w:tab/>
       <w:tab/>
-      <w:t>2026-01-08</w:t>
+      <w:t>2026-01-09</w:t>
       <w:br/>
       <w:br/>
     </w:r>

--- a/tillsyn/A 47850-2025 tillsynsbegäran.docx
+++ b/tillsyn/A 47850-2025 tillsynsbegäran.docx
@@ -242,7 +242,7 @@
     <w:r>
       <w:tab/>
       <w:tab/>
-      <w:t>2026-01-09</w:t>
+      <w:t>2026-01-10</w:t>
       <w:br/>
       <w:br/>
     </w:r>

--- a/tillsyn/A 47850-2025 tillsynsbegäran.docx
+++ b/tillsyn/A 47850-2025 tillsynsbegäran.docx
@@ -242,7 +242,7 @@
     <w:r>
       <w:tab/>
       <w:tab/>
-      <w:t>2026-01-10</w:t>
+      <w:t>2026-01-11</w:t>
       <w:br/>
       <w:br/>
     </w:r>

--- a/tillsyn/A 47850-2025 tillsynsbegäran.docx
+++ b/tillsyn/A 47850-2025 tillsynsbegäran.docx
@@ -242,7 +242,7 @@
     <w:r>
       <w:tab/>
       <w:tab/>
-      <w:t>2026-01-11</w:t>
+      <w:t>2026-01-12</w:t>
       <w:br/>
       <w:br/>
     </w:r>

--- a/tillsyn/A 47850-2025 tillsynsbegäran.docx
+++ b/tillsyn/A 47850-2025 tillsynsbegäran.docx
@@ -242,7 +242,7 @@
     <w:r>
       <w:tab/>
       <w:tab/>
-      <w:t>2026-01-12</w:t>
+      <w:t>2026-01-13</w:t>
       <w:br/>
       <w:br/>
     </w:r>

--- a/tillsyn/A 47850-2025 tillsynsbegäran.docx
+++ b/tillsyn/A 47850-2025 tillsynsbegäran.docx
@@ -242,7 +242,7 @@
     <w:r>
       <w:tab/>
       <w:tab/>
-      <w:t>2026-01-13</w:t>
+      <w:t>2026-01-14</w:t>
       <w:br/>
       <w:br/>
     </w:r>

--- a/tillsyn/A 47850-2025 tillsynsbegäran.docx
+++ b/tillsyn/A 47850-2025 tillsynsbegäran.docx
@@ -242,7 +242,7 @@
     <w:r>
       <w:tab/>
       <w:tab/>
-      <w:t>2026-01-14</w:t>
+      <w:t>2026-01-15</w:t>
       <w:br/>
       <w:br/>
     </w:r>

--- a/tillsyn/A 47850-2025 tillsynsbegäran.docx
+++ b/tillsyn/A 47850-2025 tillsynsbegäran.docx
@@ -242,7 +242,7 @@
     <w:r>
       <w:tab/>
       <w:tab/>
-      <w:t>2026-01-15</w:t>
+      <w:t>2026-01-16</w:t>
       <w:br/>
       <w:br/>
     </w:r>

--- a/tillsyn/A 47850-2025 tillsynsbegäran.docx
+++ b/tillsyn/A 47850-2025 tillsynsbegäran.docx
@@ -242,7 +242,7 @@
     <w:r>
       <w:tab/>
       <w:tab/>
-      <w:t>2026-01-16</w:t>
+      <w:t>2026-01-17</w:t>
       <w:br/>
       <w:br/>
     </w:r>

--- a/tillsyn/A 47850-2025 tillsynsbegäran.docx
+++ b/tillsyn/A 47850-2025 tillsynsbegäran.docx
@@ -242,7 +242,7 @@
     <w:r>
       <w:tab/>
       <w:tab/>
-      <w:t>2026-01-17</w:t>
+      <w:t>2026-01-18</w:t>
       <w:br/>
       <w:br/>
     </w:r>

--- a/tillsyn/A 47850-2025 tillsynsbegäran.docx
+++ b/tillsyn/A 47850-2025 tillsynsbegäran.docx
@@ -242,7 +242,7 @@
     <w:r>
       <w:tab/>
       <w:tab/>
-      <w:t>2026-01-18</w:t>
+      <w:t>2026-01-19</w:t>
       <w:br/>
       <w:br/>
     </w:r>

--- a/tillsyn/A 47850-2025 tillsynsbegäran.docx
+++ b/tillsyn/A 47850-2025 tillsynsbegäran.docx
@@ -242,7 +242,7 @@
     <w:r>
       <w:tab/>
       <w:tab/>
-      <w:t>2026-01-19</w:t>
+      <w:t>2026-01-20</w:t>
       <w:br/>
       <w:br/>
     </w:r>

--- a/tillsyn/A 47850-2025 tillsynsbegäran.docx
+++ b/tillsyn/A 47850-2025 tillsynsbegäran.docx
@@ -242,7 +242,7 @@
     <w:r>
       <w:tab/>
       <w:tab/>
-      <w:t>2026-01-20</w:t>
+      <w:t>2026-01-21</w:t>
       <w:br/>
       <w:br/>
     </w:r>

--- a/tillsyn/A 47850-2025 tillsynsbegäran.docx
+++ b/tillsyn/A 47850-2025 tillsynsbegäran.docx
@@ -242,7 +242,7 @@
     <w:r>
       <w:tab/>
       <w:tab/>
-      <w:t>2026-01-21</w:t>
+      <w:t>2026-01-23</w:t>
       <w:br/>
       <w:br/>
     </w:r>

--- a/tillsyn/A 47850-2025 tillsynsbegäran.docx
+++ b/tillsyn/A 47850-2025 tillsynsbegäran.docx
@@ -242,7 +242,7 @@
     <w:r>
       <w:tab/>
       <w:tab/>
-      <w:t>2026-01-23</w:t>
+      <w:t>2026-01-24</w:t>
       <w:br/>
       <w:br/>
     </w:r>

--- a/tillsyn/A 47850-2025 tillsynsbegäran.docx
+++ b/tillsyn/A 47850-2025 tillsynsbegäran.docx
@@ -242,7 +242,7 @@
     <w:r>
       <w:tab/>
       <w:tab/>
-      <w:t>2026-01-24</w:t>
+      <w:t>2026-01-25</w:t>
       <w:br/>
       <w:br/>
     </w:r>

--- a/tillsyn/A 47850-2025 tillsynsbegäran.docx
+++ b/tillsyn/A 47850-2025 tillsynsbegäran.docx
@@ -242,7 +242,7 @@
     <w:r>
       <w:tab/>
       <w:tab/>
-      <w:t>2026-01-25</w:t>
+      <w:t>2026-01-26</w:t>
       <w:br/>
       <w:br/>
     </w:r>

--- a/tillsyn/A 47850-2025 tillsynsbegäran.docx
+++ b/tillsyn/A 47850-2025 tillsynsbegäran.docx
@@ -242,7 +242,7 @@
     <w:r>
       <w:tab/>
       <w:tab/>
-      <w:t>2026-01-26</w:t>
+      <w:t>2026-01-27</w:t>
       <w:br/>
       <w:br/>
     </w:r>

--- a/tillsyn/A 47850-2025 tillsynsbegäran.docx
+++ b/tillsyn/A 47850-2025 tillsynsbegäran.docx
@@ -242,7 +242,7 @@
     <w:r>
       <w:tab/>
       <w:tab/>
-      <w:t>2026-01-27</w:t>
+      <w:t>2026-01-28</w:t>
       <w:br/>
       <w:br/>
     </w:r>

--- a/tillsyn/A 47850-2025 tillsynsbegäran.docx
+++ b/tillsyn/A 47850-2025 tillsynsbegäran.docx
@@ -98,7 +98,16 @@
         <w:t>Kolflarnlav (NT)</w:t>
       </w:r>
       <w:r>
-        <w:t xml:space="preserve"> är brandberoende och växer nästan uteslutande på kolad hård kärnved av tall. Etableringen verkar ske först 100–300 år efter brand och nytt substrat nybildas i mycket begränsad omfattning. Avverkning av tallskog av naturskogskaraktär med spår av återkommande bränder är ett hot och mängden lämplig ved att växa på för arten minskar dels på grund av naturlig nedbrytning men framförallt på grund av att det förstörs i samband med slutavverkningar, gallringar och markberedning. Såväl kolflarnlav som mörk kolflarnlav har glänsande bålfjäll och förekommer främst i tall- och blandbarrskogar av naturskogskaraktär med spår av återkommande bränder. Skogar som dessa hyser höga biologiska värden och bör skyddas (SLU Artdatabanken, 2024).</w:t>
+        <w:t xml:space="preserve"> är brandberoende och växer nästan uteslutande på kolad hård kärnved av tall. Etableringen verkar ske först 100–300 år efter brand och nytt substrat nybildas i mycket begränsad omfattning. Avverkning av tallskog av naturskogskaraktär med spår av återkommande bränder är ett hot och mängden lämplig ved att växa på för arten minskar dels på grund av naturlig nedbrytning men framförallt på grund av att det förstörs i samband med slutavverkningar, gallringar och markberedning. Såväl kolflarnlav som mörk kolflarnlav har glänsande bålfjäll och förekommer främst i tall- och blandbarrskogar av naturskogskaraktär med spår av återkommande bränder. Skogar som dessa hyser höga biologiska värden och bör skyddas. Kolflarnlav är typisk art för </w:t>
+      </w:r>
+      <w:r>
+        <w:rPr>
+          <w:i/>
+        </w:rPr>
+        <w:t>9010 Taiga</w:t>
+      </w:r>
+      <w:r>
+        <w:t xml:space="preserve"> (SLU Artdatabanken, 2024).</w:t>
       </w:r>
     </w:p>
     <w:p>
@@ -112,6 +121,35 @@
     <w:p>
       <w:r>
         <w:t>Följande fridlysta arter har sina livsmiljöer och växtplatser i den avverkningsanmälda skogen: blåsippa (§9).</w:t>
+      </w:r>
+    </w:p>
+    <w:p>
+      <w:r>
+        <w:rPr>
+          <w:b/>
+        </w:rPr>
+        <w:t>Blåsippa (§9)</w:t>
+      </w:r>
+      <w:r>
+        <w:t xml:space="preserve"> är typisk art för </w:t>
+      </w:r>
+      <w:r>
+        <w:rPr>
+          <w:i/>
+        </w:rPr>
+        <w:t>9050 Näringsrik granskog, 9020 Nordlig ädellövskog</w:t>
+      </w:r>
+      <w:r>
+        <w:t xml:space="preserve"> och </w:t>
+      </w:r>
+      <w:r>
+        <w:rPr>
+          <w:i/>
+        </w:rPr>
+        <w:t>8240 Karsthällmarker</w:t>
+      </w:r>
+      <w:r>
+        <w:t xml:space="preserve"> (SLU Artdatabanken, 2025).</w:t>
       </w:r>
     </w:p>
     <w:sectPr>
@@ -242,7 +280,7 @@
     <w:r>
       <w:tab/>
       <w:tab/>
-      <w:t>2026-01-28</w:t>
+      <w:t>2026-01-29</w:t>
       <w:br/>
       <w:br/>
     </w:r>

--- a/tillsyn/A 47850-2025 tillsynsbegäran.docx
+++ b/tillsyn/A 47850-2025 tillsynsbegäran.docx
@@ -280,7 +280,7 @@
     <w:r>
       <w:tab/>
       <w:tab/>
-      <w:t>2026-01-29</w:t>
+      <w:t>2026-01-30</w:t>
       <w:br/>
       <w:br/>
     </w:r>

--- a/tillsyn/A 47850-2025 tillsynsbegäran.docx
+++ b/tillsyn/A 47850-2025 tillsynsbegäran.docx
@@ -280,7 +280,7 @@
     <w:r>
       <w:tab/>
       <w:tab/>
-      <w:t>2026-01-30</w:t>
+      <w:t>2026-01-31</w:t>
       <w:br/>
       <w:br/>
     </w:r>

--- a/tillsyn/A 47850-2025 tillsynsbegäran.docx
+++ b/tillsyn/A 47850-2025 tillsynsbegäran.docx
@@ -280,7 +280,7 @@
     <w:r>
       <w:tab/>
       <w:tab/>
-      <w:t>2026-03-01</w:t>
+      <w:t>2026-03-02</w:t>
       <w:br/>
       <w:br/>
     </w:r>

--- a/tillsyn/A 47850-2025 tillsynsbegäran.docx
+++ b/tillsyn/A 47850-2025 tillsynsbegäran.docx
@@ -280,7 +280,7 @@
     <w:r>
       <w:tab/>
       <w:tab/>
-      <w:t>2026-03-02</w:t>
+      <w:t>2026-03-03</w:t>
       <w:br/>
       <w:br/>
     </w:r>

--- a/tillsyn/A 47850-2025 tillsynsbegäran.docx
+++ b/tillsyn/A 47850-2025 tillsynsbegäran.docx
@@ -280,7 +280,7 @@
     <w:r>
       <w:tab/>
       <w:tab/>
-      <w:t>2026-03-03</w:t>
+      <w:t>2026-03-04</w:t>
       <w:br/>
       <w:br/>
     </w:r>

--- a/tillsyn/A 47850-2025 tillsynsbegäran.docx
+++ b/tillsyn/A 47850-2025 tillsynsbegäran.docx
@@ -280,7 +280,7 @@
     <w:r>
       <w:tab/>
       <w:tab/>
-      <w:t>2026-03-04</w:t>
+      <w:t>2026-03-05</w:t>
       <w:br/>
       <w:br/>
     </w:r>

--- a/tillsyn/A 47850-2025 tillsynsbegäran.docx
+++ b/tillsyn/A 47850-2025 tillsynsbegäran.docx
@@ -280,7 +280,7 @@
     <w:r>
       <w:tab/>
       <w:tab/>
-      <w:t>2026-03-05</w:t>
+      <w:t>2026-03-06</w:t>
       <w:br/>
       <w:br/>
     </w:r>

--- a/tillsyn/A 47850-2025 tillsynsbegäran.docx
+++ b/tillsyn/A 47850-2025 tillsynsbegäran.docx
@@ -280,7 +280,7 @@
     <w:r>
       <w:tab/>
       <w:tab/>
-      <w:t>2026-03-06</w:t>
+      <w:t>2026-03-07</w:t>
       <w:br/>
       <w:br/>
     </w:r>

--- a/tillsyn/A 47850-2025 tillsynsbegäran.docx
+++ b/tillsyn/A 47850-2025 tillsynsbegäran.docx
@@ -280,7 +280,7 @@
     <w:r>
       <w:tab/>
       <w:tab/>
-      <w:t>2026-03-07</w:t>
+      <w:t>2026-03-08</w:t>
       <w:br/>
       <w:br/>
     </w:r>

--- a/tillsyn/A 47850-2025 tillsynsbegäran.docx
+++ b/tillsyn/A 47850-2025 tillsynsbegäran.docx
@@ -280,7 +280,7 @@
     <w:r>
       <w:tab/>
       <w:tab/>
-      <w:t>2026-03-08</w:t>
+      <w:t>2026-03-09</w:t>
       <w:br/>
       <w:br/>
     </w:r>

--- a/tillsyn/A 47850-2025 tillsynsbegäran.docx
+++ b/tillsyn/A 47850-2025 tillsynsbegäran.docx
@@ -280,7 +280,7 @@
     <w:r>
       <w:tab/>
       <w:tab/>
-      <w:t>2026-03-09</w:t>
+      <w:t>2026-03-10</w:t>
       <w:br/>
       <w:br/>
     </w:r>

--- a/tillsyn/A 47850-2025 tillsynsbegäran.docx
+++ b/tillsyn/A 47850-2025 tillsynsbegäran.docx
@@ -280,7 +280,7 @@
     <w:r>
       <w:tab/>
       <w:tab/>
-      <w:t>2026-03-10</w:t>
+      <w:t>2026-03-11</w:t>
       <w:br/>
       <w:br/>
     </w:r>

--- a/tillsyn/A 47850-2025 tillsynsbegäran.docx
+++ b/tillsyn/A 47850-2025 tillsynsbegäran.docx
@@ -280,7 +280,7 @@
     <w:r>
       <w:tab/>
       <w:tab/>
-      <w:t>2026-03-11</w:t>
+      <w:t>2026-03-12</w:t>
       <w:br/>
       <w:br/>
     </w:r>

--- a/tillsyn/A 47850-2025 tillsynsbegäran.docx
+++ b/tillsyn/A 47850-2025 tillsynsbegäran.docx
@@ -280,7 +280,7 @@
     <w:r>
       <w:tab/>
       <w:tab/>
-      <w:t>2026-03-12</w:t>
+      <w:t>2026-03-13</w:t>
       <w:br/>
       <w:br/>
     </w:r>

--- a/tillsyn/A 47850-2025 tillsynsbegäran.docx
+++ b/tillsyn/A 47850-2025 tillsynsbegäran.docx
@@ -280,7 +280,7 @@
     <w:r>
       <w:tab/>
       <w:tab/>
-      <w:t>2026-03-13</w:t>
+      <w:t>2026-03-16</w:t>
       <w:br/>
       <w:br/>
     </w:r>

--- a/tillsyn/A 47850-2025 tillsynsbegäran.docx
+++ b/tillsyn/A 47850-2025 tillsynsbegäran.docx
@@ -280,7 +280,7 @@
     <w:r>
       <w:tab/>
       <w:tab/>
-      <w:t>2026-03-16</w:t>
+      <w:t>2026-03-17</w:t>
       <w:br/>
       <w:br/>
     </w:r>

--- a/tillsyn/A 47850-2025 tillsynsbegäran.docx
+++ b/tillsyn/A 47850-2025 tillsynsbegäran.docx
@@ -280,7 +280,7 @@
     <w:r>
       <w:tab/>
       <w:tab/>
-      <w:t>2026-03-17</w:t>
+      <w:t>2026-03-18</w:t>
       <w:br/>
       <w:br/>
     </w:r>

--- a/tillsyn/A 47850-2025 tillsynsbegäran.docx
+++ b/tillsyn/A 47850-2025 tillsynsbegäran.docx
@@ -280,7 +280,7 @@
     <w:r>
       <w:tab/>
       <w:tab/>
-      <w:t>2026-03-18</w:t>
+      <w:t>2026-03-19</w:t>
       <w:br/>
       <w:br/>
     </w:r>

--- a/tillsyn/A 47850-2025 tillsynsbegäran.docx
+++ b/tillsyn/A 47850-2025 tillsynsbegäran.docx
@@ -280,7 +280,7 @@
     <w:r>
       <w:tab/>
       <w:tab/>
-      <w:t>2026-03-19</w:t>
+      <w:t>2026-03-20</w:t>
       <w:br/>
       <w:br/>
     </w:r>

--- a/tillsyn/A 47850-2025 tillsynsbegäran.docx
+++ b/tillsyn/A 47850-2025 tillsynsbegäran.docx
@@ -280,7 +280,7 @@
     <w:r>
       <w:tab/>
       <w:tab/>
-      <w:t>2026-03-20</w:t>
+      <w:t>2026-03-21</w:t>
       <w:br/>
       <w:br/>
     </w:r>

--- a/tillsyn/A 47850-2025 tillsynsbegäran.docx
+++ b/tillsyn/A 47850-2025 tillsynsbegäran.docx
@@ -280,7 +280,7 @@
     <w:r>
       <w:tab/>
       <w:tab/>
-      <w:t>2026-03-21</w:t>
+      <w:t>2026-03-22</w:t>
       <w:br/>
       <w:br/>
     </w:r>

--- a/tillsyn/A 47850-2025 tillsynsbegäran.docx
+++ b/tillsyn/A 47850-2025 tillsynsbegäran.docx
@@ -280,7 +280,7 @@
     <w:r>
       <w:tab/>
       <w:tab/>
-      <w:t>2026-03-22</w:t>
+      <w:t>2026-03-23</w:t>
       <w:br/>
       <w:br/>
     </w:r>

--- a/tillsyn/A 47850-2025 tillsynsbegäran.docx
+++ b/tillsyn/A 47850-2025 tillsynsbegäran.docx
@@ -280,7 +280,7 @@
     <w:r>
       <w:tab/>
       <w:tab/>
-      <w:t>2026-03-23</w:t>
+      <w:t>2026-03-24</w:t>
       <w:br/>
       <w:br/>
     </w:r>

--- a/tillsyn/A 47850-2025 tillsynsbegäran.docx
+++ b/tillsyn/A 47850-2025 tillsynsbegäran.docx
@@ -280,7 +280,7 @@
     <w:r>
       <w:tab/>
       <w:tab/>
-      <w:t>2026-03-24</w:t>
+      <w:t>2026-03-25</w:t>
       <w:br/>
       <w:br/>
     </w:r>

--- a/tillsyn/A 47850-2025 tillsynsbegäran.docx
+++ b/tillsyn/A 47850-2025 tillsynsbegäran.docx
@@ -280,7 +280,7 @@
     <w:r>
       <w:tab/>
       <w:tab/>
-      <w:t>2026-03-25</w:t>
+      <w:t>2026-03-26</w:t>
       <w:br/>
       <w:br/>
     </w:r>

--- a/tillsyn/A 47850-2025 tillsynsbegäran.docx
+++ b/tillsyn/A 47850-2025 tillsynsbegäran.docx
@@ -280,7 +280,7 @@
     <w:r>
       <w:tab/>
       <w:tab/>
-      <w:t>2026-03-26</w:t>
+      <w:t>2026-03-27</w:t>
       <w:br/>
       <w:br/>
     </w:r>

--- a/tillsyn/A 47850-2025 tillsynsbegäran.docx
+++ b/tillsyn/A 47850-2025 tillsynsbegäran.docx
@@ -280,7 +280,7 @@
     <w:r>
       <w:tab/>
       <w:tab/>
-      <w:t>2026-03-27</w:t>
+      <w:t>2026-03-28</w:t>
       <w:br/>
       <w:br/>
     </w:r>

--- a/tillsyn/A 47850-2025 tillsynsbegäran.docx
+++ b/tillsyn/A 47850-2025 tillsynsbegäran.docx
@@ -280,7 +280,7 @@
     <w:r>
       <w:tab/>
       <w:tab/>
-      <w:t>2026-03-28</w:t>
+      <w:t>2026-03-29</w:t>
       <w:br/>
       <w:br/>
     </w:r>

--- a/tillsyn/A 47850-2025 tillsynsbegäran.docx
+++ b/tillsyn/A 47850-2025 tillsynsbegäran.docx
@@ -280,7 +280,7 @@
     <w:r>
       <w:tab/>
       <w:tab/>
-      <w:t>2026-03-29</w:t>
+      <w:t>2026-03-30</w:t>
       <w:br/>
       <w:br/>
     </w:r>

--- a/tillsyn/A 47850-2025 tillsynsbegäran.docx
+++ b/tillsyn/A 47850-2025 tillsynsbegäran.docx
@@ -280,7 +280,7 @@
     <w:r>
       <w:tab/>
       <w:tab/>
-      <w:t>2026-03-30</w:t>
+      <w:t>2026-03-31</w:t>
       <w:br/>
       <w:br/>
     </w:r>

--- a/tillsyn/A 47850-2025 tillsynsbegäran.docx
+++ b/tillsyn/A 47850-2025 tillsynsbegäran.docx
@@ -280,7 +280,7 @@
     <w:r>
       <w:tab/>
       <w:tab/>
-      <w:t>2026-03-31</w:t>
+      <w:t>2026-04-01</w:t>
       <w:br/>
       <w:br/>
     </w:r>

--- a/tillsyn/A 47850-2025 tillsynsbegäran.docx
+++ b/tillsyn/A 47850-2025 tillsynsbegäran.docx
@@ -280,7 +280,7 @@
     <w:r>
       <w:tab/>
       <w:tab/>
-      <w:t>2026-04-01</w:t>
+      <w:t>2026-04-02</w:t>
       <w:br/>
       <w:br/>
     </w:r>

--- a/tillsyn/A 47850-2025 tillsynsbegäran.docx
+++ b/tillsyn/A 47850-2025 tillsynsbegäran.docx
@@ -280,7 +280,7 @@
     <w:r>
       <w:tab/>
       <w:tab/>
-      <w:t>2026-04-02</w:t>
+      <w:t>2026-04-03</w:t>
       <w:br/>
       <w:br/>
     </w:r>

--- a/tillsyn/A 47850-2025 tillsynsbegäran.docx
+++ b/tillsyn/A 47850-2025 tillsynsbegäran.docx
@@ -280,7 +280,7 @@
     <w:r>
       <w:tab/>
       <w:tab/>
-      <w:t>2026-04-03</w:t>
+      <w:t>2026-04-04</w:t>
       <w:br/>
       <w:br/>
     </w:r>

--- a/tillsyn/A 47850-2025 tillsynsbegäran.docx
+++ b/tillsyn/A 47850-2025 tillsynsbegäran.docx
@@ -280,7 +280,7 @@
     <w:r>
       <w:tab/>
       <w:tab/>
-      <w:t>2026-05-16</w:t>
+      <w:t>2026-05-17</w:t>
       <w:br/>
       <w:br/>
     </w:r>

--- a/tillsyn/A 47850-2025 tillsynsbegäran.docx
+++ b/tillsyn/A 47850-2025 tillsynsbegäran.docx
@@ -280,7 +280,7 @@
     <w:r>
       <w:tab/>
       <w:tab/>
-      <w:t>2026-05-17</w:t>
+      <w:t>2026-05-18</w:t>
       <w:br/>
       <w:br/>
     </w:r>

--- a/tillsyn/A 47850-2025 tillsynsbegäran.docx
+++ b/tillsyn/A 47850-2025 tillsynsbegäran.docx
@@ -280,7 +280,7 @@
     <w:r>
       <w:tab/>
       <w:tab/>
-      <w:t>2026-05-18</w:t>
+      <w:t>2026-05-19</w:t>
       <w:br/>
       <w:br/>
     </w:r>

--- a/tillsyn/A 47850-2025 tillsynsbegäran.docx
+++ b/tillsyn/A 47850-2025 tillsynsbegäran.docx
@@ -280,7 +280,7 @@
     <w:r>
       <w:tab/>
       <w:tab/>
-      <w:t>2026-05-19</w:t>
+      <w:t>2026-05-20</w:t>
       <w:br/>
       <w:br/>
     </w:r>

--- a/tillsyn/A 47850-2025 tillsynsbegäran.docx
+++ b/tillsyn/A 47850-2025 tillsynsbegäran.docx
@@ -280,7 +280,7 @@
     <w:r>
       <w:tab/>
       <w:tab/>
-      <w:t>2026-05-20</w:t>
+      <w:t>2026-05-21</w:t>
       <w:br/>
       <w:br/>
     </w:r>

--- a/tillsyn/A 47850-2025 tillsynsbegäran.docx
+++ b/tillsyn/A 47850-2025 tillsynsbegäran.docx
@@ -280,7 +280,7 @@
     <w:r>
       <w:tab/>
       <w:tab/>
-      <w:t>2026-05-21</w:t>
+      <w:t>2026-05-22</w:t>
       <w:br/>
       <w:br/>
     </w:r>

--- a/tillsyn/A 47850-2025 tillsynsbegäran.docx
+++ b/tillsyn/A 47850-2025 tillsynsbegäran.docx
@@ -280,7 +280,7 @@
     <w:r>
       <w:tab/>
       <w:tab/>
-      <w:t>2026-05-22</w:t>
+      <w:t>2026-05-23</w:t>
       <w:br/>
       <w:br/>
     </w:r>

--- a/tillsyn/A 47850-2025 tillsynsbegäran.docx
+++ b/tillsyn/A 47850-2025 tillsynsbegäran.docx
@@ -280,7 +280,7 @@
     <w:r>
       <w:tab/>
       <w:tab/>
-      <w:t>2026-05-23</w:t>
+      <w:t>2026-05-24</w:t>
       <w:br/>
       <w:br/>
     </w:r>

--- a/tillsyn/A 47850-2025 tillsynsbegäran.docx
+++ b/tillsyn/A 47850-2025 tillsynsbegäran.docx
@@ -280,7 +280,7 @@
     <w:r>
       <w:tab/>
       <w:tab/>
-      <w:t>2026-05-24</w:t>
+      <w:t>2026-05-25</w:t>
       <w:br/>
       <w:br/>
     </w:r>

--- a/tillsyn/A 47850-2025 tillsynsbegäran.docx
+++ b/tillsyn/A 47850-2025 tillsynsbegäran.docx
@@ -280,7 +280,7 @@
     <w:r>
       <w:tab/>
       <w:tab/>
-      <w:t>2026-05-25</w:t>
+      <w:t>2026-05-26</w:t>
       <w:br/>
       <w:br/>
     </w:r>

--- a/tillsyn/A 47850-2025 tillsynsbegäran.docx
+++ b/tillsyn/A 47850-2025 tillsynsbegäran.docx
@@ -280,7 +280,7 @@
     <w:r>
       <w:tab/>
       <w:tab/>
-      <w:t>2026-05-26</w:t>
+      <w:t>2026-05-27</w:t>
       <w:br/>
       <w:br/>
     </w:r>

--- a/tillsyn/A 47850-2025 tillsynsbegäran.docx
+++ b/tillsyn/A 47850-2025 tillsynsbegäran.docx
@@ -280,7 +280,7 @@
     <w:r>
       <w:tab/>
       <w:tab/>
-      <w:t>2026-05-27</w:t>
+      <w:t>2026-05-28</w:t>
       <w:br/>
       <w:br/>
     </w:r>

--- a/tillsyn/A 47850-2025 tillsynsbegäran.docx
+++ b/tillsyn/A 47850-2025 tillsynsbegäran.docx
@@ -280,7 +280,7 @@
     <w:r>
       <w:tab/>
       <w:tab/>
-      <w:t>2026-05-28</w:t>
+      <w:t>2026-05-29</w:t>
       <w:br/>
       <w:br/>
     </w:r>

--- a/tillsyn/A 47850-2025 tillsynsbegäran.docx
+++ b/tillsyn/A 47850-2025 tillsynsbegäran.docx
@@ -280,7 +280,7 @@
     <w:r>
       <w:tab/>
       <w:tab/>
-      <w:t>2026-05-29</w:t>
+      <w:t>2026-05-30</w:t>
       <w:br/>
       <w:br/>
     </w:r>

--- a/tillsyn/A 47850-2025 tillsynsbegäran.docx
+++ b/tillsyn/A 47850-2025 tillsynsbegäran.docx
@@ -280,7 +280,7 @@
     <w:r>
       <w:tab/>
       <w:tab/>
-      <w:t>2026-05-30</w:t>
+      <w:t>2026-05-31</w:t>
       <w:br/>
       <w:br/>
     </w:r>

--- a/tillsyn/A 47850-2025 tillsynsbegäran.docx
+++ b/tillsyn/A 47850-2025 tillsynsbegäran.docx
@@ -280,7 +280,7 @@
     <w:r>
       <w:tab/>
       <w:tab/>
-      <w:t>2026-05-31</w:t>
+      <w:t>2026-06-01</w:t>
       <w:br/>
       <w:br/>
     </w:r>

--- a/tillsyn/A 47850-2025 tillsynsbegäran.docx
+++ b/tillsyn/A 47850-2025 tillsynsbegäran.docx
@@ -280,7 +280,7 @@
     <w:r>
       <w:tab/>
       <w:tab/>
-      <w:t>2026-06-01</w:t>
+      <w:t>2026-06-02</w:t>
       <w:br/>
       <w:br/>
     </w:r>

--- a/tillsyn/A 47850-2025 tillsynsbegäran.docx
+++ b/tillsyn/A 47850-2025 tillsynsbegäran.docx
@@ -280,7 +280,7 @@
     <w:r>
       <w:tab/>
       <w:tab/>
-      <w:t>2026-06-02</w:t>
+      <w:t>2026-06-03</w:t>
       <w:br/>
       <w:br/>
     </w:r>

--- a/tillsyn/A 47850-2025 tillsynsbegäran.docx
+++ b/tillsyn/A 47850-2025 tillsynsbegäran.docx
@@ -280,7 +280,7 @@
     <w:r>
       <w:tab/>
       <w:tab/>
-      <w:t>2026-06-03</w:t>
+      <w:t>2026-06-04</w:t>
       <w:br/>
       <w:br/>
     </w:r>

--- a/tillsyn/A 47850-2025 tillsynsbegäran.docx
+++ b/tillsyn/A 47850-2025 tillsynsbegäran.docx
@@ -280,7 +280,7 @@
     <w:r>
       <w:tab/>
       <w:tab/>
-      <w:t>2026-06-04</w:t>
+      <w:t>2026-06-05</w:t>
       <w:br/>
       <w:br/>
     </w:r>

--- a/tillsyn/A 47850-2025 tillsynsbegäran.docx
+++ b/tillsyn/A 47850-2025 tillsynsbegäran.docx
@@ -280,7 +280,7 @@
     <w:r>
       <w:tab/>
       <w:tab/>
-      <w:t>2026-06-05</w:t>
+      <w:t>2026-06-06</w:t>
       <w:br/>
       <w:br/>
     </w:r>

--- a/tillsyn/A 47850-2025 tillsynsbegäran.docx
+++ b/tillsyn/A 47850-2025 tillsynsbegäran.docx
@@ -280,7 +280,7 @@
     <w:r>
       <w:tab/>
       <w:tab/>
-      <w:t>2026-06-06</w:t>
+      <w:t>2026-06-07</w:t>
       <w:br/>
       <w:br/>
     </w:r>

--- a/tillsyn/A 47850-2025 tillsynsbegäran.docx
+++ b/tillsyn/A 47850-2025 tillsynsbegäran.docx
@@ -280,7 +280,7 @@
     <w:r>
       <w:tab/>
       <w:tab/>
-      <w:t>2026-06-07</w:t>
+      <w:t>2026-06-08</w:t>
       <w:br/>
       <w:br/>
     </w:r>
